--- a/a7/packages/A7 Unit 4 - Solving Problems with Rational Numbers/Question Banks/A7 4.04  Question Bank.docx
+++ b/a7/packages/A7 Unit 4 - Solving Problems with Rational Numbers/Question Banks/A7 4.04  Question Bank.docx
@@ -832,7 +832,7 @@
             <w:r>
               <w:drawing>
                 <wp:inline xmlns:a="http://schemas.openxmlformats.org/drawingml/2006/main" xmlns:pic="http://schemas.openxmlformats.org/drawingml/2006/picture">
-                  <wp:extent cx="658368" cy="146304"/>
+                  <wp:extent cx="569976" cy="146304"/>
                   <wp:docPr id="4" name="Picture 4"/>
                   <wp:cNvGraphicFramePr>
                     <a:graphicFrameLocks noChangeAspect="1"/>
@@ -841,7 +841,7 @@
                     <a:graphicData uri="http://schemas.openxmlformats.org/drawingml/2006/picture">
                       <pic:pic>
                         <pic:nvPicPr>
-                          <pic:cNvPr id="0" name="8116dd9492ac2bb9.png"/>
+                          <pic:cNvPr id="0" name="4c45e09613918174.png"/>
                           <pic:cNvPicPr/>
                         </pic:nvPicPr>
                         <pic:blipFill>
@@ -853,7 +853,7 @@
                         <pic:spPr>
                           <a:xfrm>
                             <a:off x="0" y="0"/>
-                            <a:ext cx="658368" cy="146304"/>
+                            <a:ext cx="569976" cy="146304"/>
                           </a:xfrm>
                           <a:prstGeom prst="rect"/>
                         </pic:spPr>
@@ -875,7 +875,7 @@
             <w:r>
               <w:drawing>
                 <wp:inline xmlns:a="http://schemas.openxmlformats.org/drawingml/2006/main" xmlns:pic="http://schemas.openxmlformats.org/drawingml/2006/picture">
-                  <wp:extent cx="576072" cy="146304"/>
+                  <wp:extent cx="579120" cy="146304"/>
                   <wp:docPr id="5" name="Picture 5"/>
                   <wp:cNvGraphicFramePr>
                     <a:graphicFrameLocks noChangeAspect="1"/>
@@ -884,7 +884,7 @@
                     <a:graphicData uri="http://schemas.openxmlformats.org/drawingml/2006/picture">
                       <pic:pic>
                         <pic:nvPicPr>
-                          <pic:cNvPr id="0" name="ec1e9148572ce8d3.png"/>
+                          <pic:cNvPr id="0" name="d871ccb4ee311661.png"/>
                           <pic:cNvPicPr/>
                         </pic:nvPicPr>
                         <pic:blipFill>
@@ -896,7 +896,7 @@
                         <pic:spPr>
                           <a:xfrm>
                             <a:off x="0" y="0"/>
-                            <a:ext cx="576072" cy="146304"/>
+                            <a:ext cx="579120" cy="146304"/>
                           </a:xfrm>
                           <a:prstGeom prst="rect"/>
                         </pic:spPr>

--- a/a7/packages/A7 Unit 4 - Solving Problems with Rational Numbers/Question Banks/A7 4.04  Question Bank.docx
+++ b/a7/packages/A7 Unit 4 - Solving Problems with Rational Numbers/Question Banks/A7 4.04  Question Bank.docx
@@ -1882,7 +1882,7 @@
                 <w:color w:val="1A1A1A"/>
                 <w:sz w:val="22"/>
               </w:rPr>
-              <w:t xml:space="preserve">  cm. Which is the area, written correctly?</w:t>
+              <w:t xml:space="preserve">  cm. Which is the area, in scientific notation with the correct number of significant digits?</w:t>
             </w:r>
           </w:p>
           <w:p>

--- a/a7/packages/A7 Unit 4 - Solving Problems with Rational Numbers/Question Banks/A7 4.04  Question Bank.docx
+++ b/a7/packages/A7 Unit 4 - Solving Problems with Rational Numbers/Question Banks/A7 4.04  Question Bank.docx
@@ -1912,8 +1912,164 @@
             <w:r>
               <w:drawing>
                 <wp:inline xmlns:a="http://schemas.openxmlformats.org/drawingml/2006/main" xmlns:pic="http://schemas.openxmlformats.org/drawingml/2006/picture">
+                  <wp:extent cx="576072" cy="146304"/>
+                  <wp:docPr id="17" name="Picture 17"/>
+                  <wp:cNvGraphicFramePr>
+                    <a:graphicFrameLocks noChangeAspect="1"/>
+                  </wp:cNvGraphicFramePr>
+                  <a:graphic>
+                    <a:graphicData uri="http://schemas.openxmlformats.org/drawingml/2006/picture">
+                      <pic:pic>
+                        <pic:nvPicPr>
+                          <pic:cNvPr id="0" name="f56a459f6b27a016.png"/>
+                          <pic:cNvPicPr/>
+                        </pic:nvPicPr>
+                        <pic:blipFill>
+                          <a:blip r:embed="rId25"/>
+                          <a:stretch>
+                            <a:fillRect/>
+                          </a:stretch>
+                        </pic:blipFill>
+                        <pic:spPr>
+                          <a:xfrm>
+                            <a:off x="0" y="0"/>
+                            <a:ext cx="576072" cy="146304"/>
+                          </a:xfrm>
+                          <a:prstGeom prst="rect"/>
+                        </pic:spPr>
+                      </pic:pic>
+                    </a:graphicData>
+                  </a:graphic>
+                </wp:inline>
+              </w:drawing>
+            </w:r>
+            <w:r>
+              <w:rPr>
+                <w:b w:val="0"/>
+                <w:i w:val="0"/>
+                <w:color w:val="1A1A1A"/>
+                <w:sz w:val="22"/>
+              </w:rPr>
+              <w:t xml:space="preserve"> cm</w:t>
+            </w:r>
+            <w:r>
+              <w:rPr>
+                <w:b w:val="0"/>
+                <w:i w:val="0"/>
+                <w:color w:val="1A1A1A"/>
+                <w:sz w:val="22"/>
+                <w:vertAlign w:val="superscript"/>
+              </w:rPr>
+              <w:t>2</w:t>
+            </w:r>
+          </w:p>
+          <w:p>
+            <w:pPr>
+              <w:spacing w:before="40" w:after="40"/>
+              <w:ind w:left="1300" w:hanging="380"/>
+            </w:pPr>
+            <w:r>
+              <w:rPr>
+                <w:rFonts w:ascii="FreeSerif" w:hAnsi="FreeSerif" w:eastAsia="FreeSerif"/>
+                <w:b w:val="0"/>
+                <w:i w:val="0"/>
+                <w:color w:val="1A1A1A"/>
+                <w:sz w:val="22"/>
+              </w:rPr>
+              <w:t xml:space="preserve">○   </w:t>
+            </w:r>
+            <w:r>
+              <w:rPr>
+                <w:b w:val="0"/>
+                <w:i w:val="0"/>
+                <w:color w:val="1A1A1A"/>
+                <w:sz w:val="22"/>
+              </w:rPr>
+              <w:t xml:space="preserve">B.  </w:t>
+            </w:r>
+            <w:r>
+              <w:drawing>
+                <wp:inline xmlns:a="http://schemas.openxmlformats.org/drawingml/2006/main" xmlns:pic="http://schemas.openxmlformats.org/drawingml/2006/picture">
+                  <wp:extent cx="658368" cy="146304"/>
+                  <wp:docPr id="18" name="Picture 18"/>
+                  <wp:cNvGraphicFramePr>
+                    <a:graphicFrameLocks noChangeAspect="1"/>
+                  </wp:cNvGraphicFramePr>
+                  <a:graphic>
+                    <a:graphicData uri="http://schemas.openxmlformats.org/drawingml/2006/picture">
+                      <pic:pic>
+                        <pic:nvPicPr>
+                          <pic:cNvPr id="0" name="84f25f11351aa1e1.png"/>
+                          <pic:cNvPicPr/>
+                        </pic:nvPicPr>
+                        <pic:blipFill>
+                          <a:blip r:embed="rId26"/>
+                          <a:stretch>
+                            <a:fillRect/>
+                          </a:stretch>
+                        </pic:blipFill>
+                        <pic:spPr>
+                          <a:xfrm>
+                            <a:off x="0" y="0"/>
+                            <a:ext cx="658368" cy="146304"/>
+                          </a:xfrm>
+                          <a:prstGeom prst="rect"/>
+                        </pic:spPr>
+                      </pic:pic>
+                    </a:graphicData>
+                  </a:graphic>
+                </wp:inline>
+              </w:drawing>
+            </w:r>
+            <w:r>
+              <w:rPr>
+                <w:b w:val="0"/>
+                <w:i w:val="0"/>
+                <w:color w:val="1A1A1A"/>
+                <w:sz w:val="22"/>
+              </w:rPr>
+              <w:t xml:space="preserve"> cm</w:t>
+            </w:r>
+            <w:r>
+              <w:rPr>
+                <w:b w:val="0"/>
+                <w:i w:val="0"/>
+                <w:color w:val="1A1A1A"/>
+                <w:sz w:val="22"/>
+                <w:vertAlign w:val="superscript"/>
+              </w:rPr>
+              <w:t>2</w:t>
+            </w:r>
+          </w:p>
+          <w:p>
+            <w:pPr>
+              <w:spacing w:before="40" w:after="40"/>
+              <w:ind w:left="1300" w:hanging="380"/>
+            </w:pPr>
+            <w:r>
+              <w:rPr>
+                <w:rFonts w:ascii="FreeSerif" w:hAnsi="FreeSerif" w:eastAsia="FreeSerif"/>
+                <w:b w:val="0"/>
+                <w:i w:val="0"/>
+                <w:color w:val="1A1A1A"/>
+                <w:sz w:val="22"/>
+              </w:rPr>
+              <w:t xml:space="preserve">○   </w:t>
+            </w:r>
+            <w:r>
+              <w:rPr>
+                <w:b w:val="0"/>
+                <w:i w:val="0"/>
+                <w:color w:val="1A1A1A"/>
+                <w:sz w:val="22"/>
+              </w:rPr>
+              <w:t xml:space="preserve">C.  </w:t>
+            </w:r>
+            <w:r>
+              <w:drawing>
+                <wp:inline xmlns:a="http://schemas.openxmlformats.org/drawingml/2006/main" xmlns:pic="http://schemas.openxmlformats.org/drawingml/2006/picture">
                   <wp:extent cx="573024" cy="146304"/>
-                  <wp:docPr id="17" name="Picture 17"/>
+                  <wp:docPr id="19" name="Picture 19"/>
                   <wp:cNvGraphicFramePr>
                     <a:graphicFrameLocks noChangeAspect="1"/>
                   </wp:cNvGraphicFramePr>
@@ -1925,7 +2081,7 @@
                           <pic:cNvPicPr/>
                         </pic:nvPicPr>
                         <pic:blipFill>
-                          <a:blip r:embed="rId25"/>
+                          <a:blip r:embed="rId27"/>
                           <a:stretch>
                             <a:fillRect/>
                           </a:stretch>
@@ -1985,13 +2141,13 @@
                 <w:color w:val="1A1A1A"/>
                 <w:sz w:val="22"/>
               </w:rPr>
-              <w:t xml:space="preserve">B.  </w:t>
+              <w:t xml:space="preserve">D.  </w:t>
             </w:r>
             <w:r>
               <w:drawing>
                 <wp:inline xmlns:a="http://schemas.openxmlformats.org/drawingml/2006/main" xmlns:pic="http://schemas.openxmlformats.org/drawingml/2006/picture">
                   <wp:extent cx="655320" cy="146304"/>
-                  <wp:docPr id="18" name="Picture 18"/>
+                  <wp:docPr id="20" name="Picture 20"/>
                   <wp:cNvGraphicFramePr>
                     <a:graphicFrameLocks noChangeAspect="1"/>
                   </wp:cNvGraphicFramePr>
@@ -2003,7 +2159,7 @@
                           <pic:cNvPicPr/>
                         </pic:nvPicPr>
                         <pic:blipFill>
-                          <a:blip r:embed="rId26"/>
+                          <a:blip r:embed="rId28"/>
                           <a:stretch>
                             <a:fillRect/>
                           </a:stretch>
@@ -2012,162 +2168,6 @@
                           <a:xfrm>
                             <a:off x="0" y="0"/>
                             <a:ext cx="655320" cy="146304"/>
-                          </a:xfrm>
-                          <a:prstGeom prst="rect"/>
-                        </pic:spPr>
-                      </pic:pic>
-                    </a:graphicData>
-                  </a:graphic>
-                </wp:inline>
-              </w:drawing>
-            </w:r>
-            <w:r>
-              <w:rPr>
-                <w:b w:val="0"/>
-                <w:i w:val="0"/>
-                <w:color w:val="1A1A1A"/>
-                <w:sz w:val="22"/>
-              </w:rPr>
-              <w:t xml:space="preserve"> cm</w:t>
-            </w:r>
-            <w:r>
-              <w:rPr>
-                <w:b w:val="0"/>
-                <w:i w:val="0"/>
-                <w:color w:val="1A1A1A"/>
-                <w:sz w:val="22"/>
-                <w:vertAlign w:val="superscript"/>
-              </w:rPr>
-              <w:t>2</w:t>
-            </w:r>
-          </w:p>
-          <w:p>
-            <w:pPr>
-              <w:spacing w:before="40" w:after="40"/>
-              <w:ind w:left="1300" w:hanging="380"/>
-            </w:pPr>
-            <w:r>
-              <w:rPr>
-                <w:rFonts w:ascii="FreeSerif" w:hAnsi="FreeSerif" w:eastAsia="FreeSerif"/>
-                <w:b w:val="0"/>
-                <w:i w:val="0"/>
-                <w:color w:val="1A1A1A"/>
-                <w:sz w:val="22"/>
-              </w:rPr>
-              <w:t xml:space="preserve">○   </w:t>
-            </w:r>
-            <w:r>
-              <w:rPr>
-                <w:b w:val="0"/>
-                <w:i w:val="0"/>
-                <w:color w:val="1A1A1A"/>
-                <w:sz w:val="22"/>
-              </w:rPr>
-              <w:t xml:space="preserve">C.  </w:t>
-            </w:r>
-            <w:r>
-              <w:drawing>
-                <wp:inline xmlns:a="http://schemas.openxmlformats.org/drawingml/2006/main" xmlns:pic="http://schemas.openxmlformats.org/drawingml/2006/picture">
-                  <wp:extent cx="658368" cy="146304"/>
-                  <wp:docPr id="19" name="Picture 19"/>
-                  <wp:cNvGraphicFramePr>
-                    <a:graphicFrameLocks noChangeAspect="1"/>
-                  </wp:cNvGraphicFramePr>
-                  <a:graphic>
-                    <a:graphicData uri="http://schemas.openxmlformats.org/drawingml/2006/picture">
-                      <pic:pic>
-                        <pic:nvPicPr>
-                          <pic:cNvPr id="0" name="84f25f11351aa1e1.png"/>
-                          <pic:cNvPicPr/>
-                        </pic:nvPicPr>
-                        <pic:blipFill>
-                          <a:blip r:embed="rId27"/>
-                          <a:stretch>
-                            <a:fillRect/>
-                          </a:stretch>
-                        </pic:blipFill>
-                        <pic:spPr>
-                          <a:xfrm>
-                            <a:off x="0" y="0"/>
-                            <a:ext cx="658368" cy="146304"/>
-                          </a:xfrm>
-                          <a:prstGeom prst="rect"/>
-                        </pic:spPr>
-                      </pic:pic>
-                    </a:graphicData>
-                  </a:graphic>
-                </wp:inline>
-              </w:drawing>
-            </w:r>
-            <w:r>
-              <w:rPr>
-                <w:b w:val="0"/>
-                <w:i w:val="0"/>
-                <w:color w:val="1A1A1A"/>
-                <w:sz w:val="22"/>
-              </w:rPr>
-              <w:t xml:space="preserve"> cm</w:t>
-            </w:r>
-            <w:r>
-              <w:rPr>
-                <w:b w:val="0"/>
-                <w:i w:val="0"/>
-                <w:color w:val="1A1A1A"/>
-                <w:sz w:val="22"/>
-                <w:vertAlign w:val="superscript"/>
-              </w:rPr>
-              <w:t>2</w:t>
-            </w:r>
-          </w:p>
-          <w:p>
-            <w:pPr>
-              <w:spacing w:before="40" w:after="40"/>
-              <w:ind w:left="1300" w:hanging="380"/>
-            </w:pPr>
-            <w:r>
-              <w:rPr>
-                <w:rFonts w:ascii="FreeSerif" w:hAnsi="FreeSerif" w:eastAsia="FreeSerif"/>
-                <w:b w:val="0"/>
-                <w:i w:val="0"/>
-                <w:color w:val="1A1A1A"/>
-                <w:sz w:val="22"/>
-              </w:rPr>
-              <w:t xml:space="preserve">○   </w:t>
-            </w:r>
-            <w:r>
-              <w:rPr>
-                <w:b w:val="0"/>
-                <w:i w:val="0"/>
-                <w:color w:val="1A1A1A"/>
-                <w:sz w:val="22"/>
-              </w:rPr>
-              <w:t xml:space="preserve">D.  </w:t>
-            </w:r>
-            <w:r>
-              <w:drawing>
-                <wp:inline xmlns:a="http://schemas.openxmlformats.org/drawingml/2006/main" xmlns:pic="http://schemas.openxmlformats.org/drawingml/2006/picture">
-                  <wp:extent cx="576072" cy="146304"/>
-                  <wp:docPr id="20" name="Picture 20"/>
-                  <wp:cNvGraphicFramePr>
-                    <a:graphicFrameLocks noChangeAspect="1"/>
-                  </wp:cNvGraphicFramePr>
-                  <a:graphic>
-                    <a:graphicData uri="http://schemas.openxmlformats.org/drawingml/2006/picture">
-                      <pic:pic>
-                        <pic:nvPicPr>
-                          <pic:cNvPr id="0" name="f56a459f6b27a016.png"/>
-                          <pic:cNvPicPr/>
-                        </pic:nvPicPr>
-                        <pic:blipFill>
-                          <a:blip r:embed="rId28"/>
-                          <a:stretch>
-                            <a:fillRect/>
-                          </a:stretch>
-                        </pic:blipFill>
-                        <pic:spPr>
-                          <a:xfrm>
-                            <a:off x="0" y="0"/>
-                            <a:ext cx="576072" cy="146304"/>
                           </a:xfrm>
                           <a:prstGeom prst="rect"/>
                         </pic:spPr>

--- a/a7/packages/A7 Unit 4 - Solving Problems with Rational Numbers/Question Banks/A7 4.04  Question Bank.docx
+++ b/a7/packages/A7 Unit 4 - Solving Problems with Rational Numbers/Question Banks/A7 4.04  Question Bank.docx
@@ -323,7 +323,7 @@
                 <w:color w:val="1A1A1A"/>
                 <w:sz w:val="22"/>
               </w:rPr>
-              <w:t>0.0058 metres</w:t>
+              <w:t>0.0058 meters</w:t>
             </w:r>
           </w:p>
           <w:p>
@@ -1724,7 +1724,7 @@
                 <w:color w:val="1A1A1A"/>
                 <w:sz w:val="22"/>
               </w:rPr>
-              <w:t xml:space="preserve">  square metres. Is his arithmetic correct? Is his answer correct? Explain.</w:t>
+              <w:t xml:space="preserve">  square meters. Is his arithmetic correct? Is his answer correct? Explain.</w:t>
             </w:r>
           </w:p>
           <w:p>
